--- a/docs/script_apresentacao.docx
+++ b/docs/script_apresentacao.docx
@@ -2574,6 +2574,217 @@
       </w:r>
       <w:r>
         <w:t xml:space="preserve">&gt; O achado é mais rico: o prêmio depende do regime de mercado (boom pós-COVID).</w:t>
+      </w:r>
+    </w:p>
+    <w:p>
+      <w:pPr>
+        <w:pStyle w:val="BodyText"/>
+      </w:pPr>
+      <w:r>
+        <w:rPr>
+          <w:b/>
+          <w:bCs/>
+        </w:rPr>
+        <w:t xml:space="preserve">“Como vocês sabem que 2022/2023 não é só sorte de testar 8 anos?”</w:t>
+      </w:r>
+      <w:r>
+        <w:t xml:space="preserve"> </w:t>
+      </w:r>
+      <w:r>
+        <w:t xml:space="preserve">(a defesa mais forte)</w:t>
+      </w:r>
+      <w:r>
+        <w:t xml:space="preserve"> </w:t>
+      </w:r>
+      <w:r>
+        <w:t xml:space="preserve">&gt; Três camadas: (1) Bonferroni/FDR — sobrevivem; (2)</w:t>
+      </w:r>
+      <w:r>
+        <w:t xml:space="preserve"> </w:t>
+      </w:r>
+      <w:r>
+        <w:rPr>
+          <w:b/>
+          <w:bCs/>
+        </w:rPr>
+        <w:t xml:space="preserve">placebo de permutação dentro da safra</w:t>
+      </w:r>
+      <w:r>
+        <w:t xml:space="preserve">:</w:t>
+      </w:r>
+      <w:r>
+        <w:t xml:space="preserve"> </w:t>
+      </w:r>
+      <w:r>
+        <w:t xml:space="preserve">&gt; embaralhando D entre os clubes de 2022/2023, θ colapsa para ~0 e o observado fica fora do</w:t>
+      </w:r>
+      <w:r>
+        <w:t xml:space="preserve"> </w:t>
+      </w:r>
+      <w:r>
+        <w:t xml:space="preserve">&gt; percentil 97,5 do nulo, com</w:t>
+      </w:r>
+      <w:r>
+        <w:t xml:space="preserve"> </w:t>
+      </w:r>
+      <w:r>
+        <w:rPr>
+          <w:b/>
+          <w:bCs/>
+        </w:rPr>
+        <w:t xml:space="preserve">p empírico = 0,005</w:t>
+      </w:r>
+      <w:r>
+        <w:t xml:space="preserve">; (3)</w:t>
+      </w:r>
+      <w:r>
+        <w:t xml:space="preserve"> </w:t>
+      </w:r>
+      <w:r>
+        <w:rPr>
+          <w:b/>
+          <w:bCs/>
+        </w:rPr>
+        <w:t xml:space="preserve">sensibilidade ao corte de fee</w:t>
+      </w:r>
+      <w:r>
+        <w:t xml:space="preserve">: o</w:t>
+      </w:r>
+      <w:r>
+        <w:t xml:space="preserve"> </w:t>
+      </w:r>
+      <w:r>
+        <w:t xml:space="preserve">&gt; efeito de 2022/2023 é estável de €0 a €500k. Não é artefato.</w:t>
+      </w:r>
+    </w:p>
+    <w:p>
+      <w:pPr>
+        <w:pStyle w:val="BodyText"/>
+      </w:pPr>
+      <w:r>
+        <w:rPr>
+          <w:b/>
+          <w:bCs/>
+        </w:rPr>
+        <w:t xml:space="preserve">“O corte de €250k não enviesa o resultado?”</w:t>
+      </w:r>
+      <w:r>
+        <w:t xml:space="preserve"> </w:t>
+      </w:r>
+      <w:r>
+        <w:t xml:space="preserve">&gt; Testamos limiares de €0 a €1M reconstruindo o pipeline inteiro. O</w:t>
+      </w:r>
+      <w:r>
+        <w:t xml:space="preserve"> </w:t>
+      </w:r>
+      <w:r>
+        <w:rPr>
+          <w:b/>
+          <w:bCs/>
+        </w:rPr>
+        <w:t xml:space="preserve">ATE é nulo em todos</w:t>
+      </w:r>
+      <w:r>
+        <w:t xml:space="preserve"> </w:t>
+      </w:r>
+      <w:r>
+        <w:t xml:space="preserve">e</w:t>
+      </w:r>
+      <w:r>
+        <w:t xml:space="preserve"> </w:t>
+      </w:r>
+      <w:r>
+        <w:t xml:space="preserve">&gt; 2022/2023 são estáveis. Baixar para €0 (que reinclui as pechinchas) não muda nada.</w:t>
+      </w:r>
+    </w:p>
+    <w:p>
+      <w:pPr>
+        <w:pStyle w:val="BodyText"/>
+      </w:pPr>
+      <w:r>
+        <w:rPr>
+          <w:b/>
+          <w:bCs/>
+        </w:rPr>
+        <w:t xml:space="preserve">“E o confundidor</w:t>
+      </w:r>
+      <w:r>
+        <w:rPr>
+          <w:b/>
+          <w:bCs/>
+        </w:rPr>
+        <w:t xml:space="preserve"> </w:t>
+      </w:r>
+      <w:r>
+        <w:rPr>
+          <w:b/>
+          <w:bCs/>
+        </w:rPr>
+        <w:t xml:space="preserve">‘clube rico’</w:t>
+      </w:r>
+      <w:r>
+        <w:rPr>
+          <w:b/>
+          <w:bCs/>
+        </w:rPr>
+        <w:t xml:space="preserve"> </w:t>
+      </w:r>
+      <w:r>
+        <w:rPr>
+          <w:b/>
+          <w:bCs/>
+        </w:rPr>
+        <w:t xml:space="preserve">que vocês não controlam diretamente?”</w:t>
+      </w:r>
+      <w:r>
+        <w:t xml:space="preserve"> </w:t>
+      </w:r>
+      <w:r>
+        <w:t xml:space="preserve">&gt; Quantificamos: o</w:t>
+      </w:r>
+      <w:r>
+        <w:t xml:space="preserve"> </w:t>
+      </w:r>
+      <w:r>
+        <w:rPr>
+          <w:b/>
+          <w:bCs/>
+        </w:rPr>
+        <w:t xml:space="preserve">Robustness Value</w:t>
+      </w:r>
+      <w:r>
+        <w:t xml:space="preserve"> </w:t>
+      </w:r>
+      <w:r>
+        <w:t xml:space="preserve">é ~24–27% — um confundidor omitido teria de explicar um</w:t>
+      </w:r>
+      <w:r>
+        <w:t xml:space="preserve"> </w:t>
+      </w:r>
+      <w:r>
+        <w:t xml:space="preserve">&gt; quarto da variação residual de D</w:t>
+      </w:r>
+      <w:r>
+        <w:t xml:space="preserve"> </w:t>
+      </w:r>
+      <w:r>
+        <w:rPr>
+          <w:i/>
+          <w:iCs/>
+        </w:rPr>
+        <w:t xml:space="preserve">e</w:t>
+      </w:r>
+      <w:r>
+        <w:t xml:space="preserve"> </w:t>
+      </w:r>
+      <w:r>
+        <w:t xml:space="preserve">de Y para anular 2022/2023. Além disso, num stress test que</w:t>
+      </w:r>
+      <w:r>
+        <w:t xml:space="preserve"> </w:t>
+      </w:r>
+      <w:r>
+        <w:t xml:space="preserve">&gt; joga controles financeiros no W (over-control), 2023 ainda sobrevive (p≈0,003).</w:t>
       </w:r>
     </w:p>
     <w:p>

--- a/docs/script_apresentacao.docx
+++ b/docs/script_apresentacao.docx
@@ -364,7 +364,7 @@
         <w:pStyle w:val="BlockText"/>
       </w:pPr>
       <w:r>
-        <w:t xml:space="preserve">Hipótese: sim — e o mecanismo é de</w:t>
+        <w:t xml:space="preserve">Hipótese inicial: sim — e nossa conjectura era que o mecanismo seria de</w:t>
       </w:r>
       <w:r>
         <w:t xml:space="preserve"> </w:t>
@@ -377,13 +377,37 @@
         <w:t xml:space="preserve">sinalização</w:t>
       </w:r>
       <w:r>
-        <w:t xml:space="preserve">, não de volume de dinheiro. O clube não paga</w:t>
-      </w:r>
-      <w:r>
-        <w:t xml:space="preserve"> </w:t>
-      </w:r>
-      <w:r>
-        <w:t xml:space="preserve">mais porque tem mais dinheiro; paga mais porque o mercado sabe que ele precisa comprar.</w:t>
+        <w:t xml:space="preserve">, não de</w:t>
+      </w:r>
+      <w:r>
+        <w:t xml:space="preserve"> </w:t>
+      </w:r>
+      <w:r>
+        <w:t xml:space="preserve">volume de dinheiro (o clube pagaria mais porque o mercado sabe que ele precisa comprar).</w:t>
+      </w:r>
+      <w:r>
+        <w:t xml:space="preserve"> </w:t>
+      </w:r>
+      <w:r>
+        <w:rPr>
+          <w:i/>
+          <w:iCs/>
+        </w:rPr>
+        <w:t xml:space="preserve">Guardem</w:t>
+      </w:r>
+      <w:r>
+        <w:rPr>
+          <w:i/>
+          <w:iCs/>
+        </w:rPr>
+        <w:t xml:space="preserve"> </w:t>
+      </w:r>
+      <w:r>
+        <w:rPr>
+          <w:i/>
+          <w:iCs/>
+        </w:rPr>
+        <w:t xml:space="preserve">essa conjectura: no slide 10 mostramos que os dados não a sustentam de forma robusta.</w:t>
       </w:r>
     </w:p>
     <w:p>
